--- a/dissertation/extended-summary/assets/title-pages.docx
+++ b/dissertation/extended-summary/assets/title-pages.docx
@@ -144,7 +144,7 @@
       </w:pPr>
       <w:r>
         <w:rPr/>
-        <w:t>Москва 2025</w:t>
+        <w:t>Москва 2026</w:t>
       </w:r>
       <w:r>
         <w:br w:type="page"/>
@@ -266,6 +266,38 @@
           <w:p>
             <w:pPr>
               <w:pStyle w:val="CompactTableContents"/>
+              <w:widowControl/>
+              <w:suppressAutoHyphens w:val="true"/>
+              <w:spacing w:before="0" w:after="0"/>
+              <w:jc w:val="left"/>
+              <w:rPr>
+                <w:b/>
+                <w:bCs/>
+                <w:sz w:val="24"/>
+                <w:szCs w:val="24"/>
+              </w:rPr>
+            </w:pPr>
+            <w:r>
+              <w:rPr>
+                <w:rFonts w:eastAsia="Times New Roman" w:cs="Times New Roman"/>
+                <w:b/>
+                <w:bCs/>
+                <w:color w:val="auto"/>
+                <w:kern w:val="0"/>
+                <w:sz w:val="24"/>
+                <w:szCs w:val="24"/>
+                <w:lang w:val="ru-RU" w:eastAsia="zh-CN" w:bidi="ar-SA"/>
+              </w:rPr>
+              <w:t>Позднеев Борис Михайлович</w:t>
+            </w:r>
+          </w:p>
+          <w:p>
+            <w:pPr>
+              <w:pStyle w:val="CompactTableContents"/>
+              <w:widowControl/>
+              <w:suppressAutoHyphens w:val="true"/>
+              <w:spacing w:before="0" w:after="0"/>
+              <w:jc w:val="left"/>
               <w:rPr>
                 <w:sz w:val="24"/>
                 <w:szCs w:val="24"/>
@@ -273,29 +305,18 @@
             </w:pPr>
             <w:r>
               <w:rPr>
-                <w:b/>
-                <w:bCs/>
+                <w:rFonts w:eastAsia="Times New Roman" w:cs="Times New Roman"/>
+                <w:b w:val="false"/>
+                <w:bCs w:val="false"/>
+                <w:color w:val="auto"/>
+                <w:kern w:val="0"/>
                 <w:sz w:val="24"/>
                 <w:szCs w:val="24"/>
+                <w:lang w:val="ru-RU" w:eastAsia="zh-CN" w:bidi="ar-SA"/>
               </w:rPr>
-              <w:t>Оппонент 1</w:t>
-            </w:r>
-            <w:r>
-              <w:rPr>
-                <w:sz w:val="24"/>
-                <w:szCs w:val="24"/>
-              </w:rPr>
+              <w:t>Председатель правления Ассоциации «Цифровые инновации в машиностроении»</w:t>
               <w:br/>
-              <w:t>кандидат</w:t>
-            </w:r>
-            <w:r>
-              <w:rPr>
-                <w:b w:val="false"/>
-                <w:bCs w:val="false"/>
-                <w:sz w:val="24"/>
-                <w:szCs w:val="24"/>
-              </w:rPr>
-              <w:t xml:space="preserve"> технических наук</w:t>
+              <w:t>доктор технических наук</w:t>
             </w:r>
           </w:p>
           <w:p>
@@ -364,7 +385,7 @@
             </w:pPr>
             <w:r>
               <w:rPr/>
-              <w:t>____________</w:t>
+              <w:t>Федеральный ядерный центр</w:t>
             </w:r>
           </w:p>
         </w:tc>
@@ -435,20 +456,16 @@
         </w:tblCellMar>
       </w:tblPr>
       <w:tblGrid>
-        <w:gridCol w:w="4130"/>
-        <w:gridCol w:w="2285"/>
+        <w:gridCol w:w="4128"/>
+        <w:gridCol w:w="2287"/>
         <w:gridCol w:w="3223"/>
       </w:tblGrid>
       <w:tr>
         <w:trPr/>
         <w:tc>
           <w:tcPr>
-            <w:tcW w:w="4130" w:type="dxa"/>
-            <w:tcBorders>
-              <w:top w:val="single" w:sz="4" w:space="0" w:color="000000"/>
-              <w:left w:val="single" w:sz="4" w:space="0" w:color="000000"/>
-              <w:bottom w:val="single" w:sz="4" w:space="0" w:color="000000"/>
-            </w:tcBorders>
+            <w:tcW w:w="4128" w:type="dxa"/>
+            <w:tcBorders/>
           </w:tcPr>
           <w:p>
             <w:pPr>
@@ -483,12 +500,8 @@
         </w:tc>
         <w:tc>
           <w:tcPr>
-            <w:tcW w:w="2285" w:type="dxa"/>
-            <w:tcBorders>
-              <w:top w:val="single" w:sz="4" w:space="0" w:color="000000"/>
-              <w:left w:val="single" w:sz="4" w:space="0" w:color="000000"/>
-              <w:bottom w:val="single" w:sz="4" w:space="0" w:color="000000"/>
-            </w:tcBorders>
+            <w:tcW w:w="2287" w:type="dxa"/>
+            <w:tcBorders/>
           </w:tcPr>
           <w:p>
             <w:pPr>
@@ -503,12 +516,7 @@
         <w:tc>
           <w:tcPr>
             <w:tcW w:w="3223" w:type="dxa"/>
-            <w:tcBorders>
-              <w:top w:val="single" w:sz="4" w:space="0" w:color="000000"/>
-              <w:left w:val="single" w:sz="4" w:space="0" w:color="000000"/>
-              <w:bottom w:val="single" w:sz="4" w:space="0" w:color="000000"/>
-              <w:right w:val="single" w:sz="4" w:space="0" w:color="000000"/>
-            </w:tcBorders>
+            <w:tcBorders/>
           </w:tcPr>
           <w:p>
             <w:pPr>

--- a/dissertation/extended-summary/assets/title-pages.docx
+++ b/dissertation/extended-summary/assets/title-pages.docx
@@ -385,7 +385,33 @@
             </w:pPr>
             <w:r>
               <w:rPr/>
-              <w:t>Федеральный ядерный центр</w:t>
+              <w:t>Федеральное государственное унитарное предприятие</w:t>
+            </w:r>
+          </w:p>
+          <w:p>
+            <w:pPr>
+              <w:pStyle w:val="CompactTableContents"/>
+              <w:rPr>
+                <w:sz w:val="24"/>
+                <w:szCs w:val="24"/>
+              </w:rPr>
+            </w:pPr>
+            <w:r>
+              <w:rPr/>
+              <w:t>РОССИЙСКИЙ ФЕДЕРАЛЬНЫЙ ЯДЕРНЫЙ ЦЕНТР</w:t>
+            </w:r>
+          </w:p>
+          <w:p>
+            <w:pPr>
+              <w:pStyle w:val="CompactTableContents"/>
+              <w:rPr>
+                <w:sz w:val="24"/>
+                <w:szCs w:val="24"/>
+              </w:rPr>
+            </w:pPr>
+            <w:r>
+              <w:rPr/>
+              <w:t>Всероссийский научно-исследовательский институт экспериментальной физики</w:t>
             </w:r>
           </w:p>
         </w:tc>
@@ -456,15 +482,15 @@
         </w:tblCellMar>
       </w:tblPr>
       <w:tblGrid>
-        <w:gridCol w:w="4128"/>
-        <w:gridCol w:w="2287"/>
+        <w:gridCol w:w="4127"/>
+        <w:gridCol w:w="2288"/>
         <w:gridCol w:w="3223"/>
       </w:tblGrid>
       <w:tr>
         <w:trPr/>
         <w:tc>
           <w:tcPr>
-            <w:tcW w:w="4128" w:type="dxa"/>
+            <w:tcW w:w="4127" w:type="dxa"/>
             <w:tcBorders/>
           </w:tcPr>
           <w:p>
@@ -500,7 +526,7 @@
         </w:tc>
         <w:tc>
           <w:tcPr>
-            <w:tcW w:w="2287" w:type="dxa"/>
+            <w:tcW w:w="2288" w:type="dxa"/>
             <w:tcBorders/>
           </w:tcPr>
           <w:p>
@@ -934,8 +960,8 @@
       <w:lang w:val="ru-RU" w:eastAsia="ru-RU" w:bidi="ru-RU"/>
     </w:rPr>
   </w:style>
-  <w:style w:type="character" w:styleId="FootnoteCharacters">
-    <w:name w:val="Footnote Characters"/>
+  <w:style w:type="character" w:styleId="FootnoteCharactersuser">
+    <w:name w:val="Footnote Characters (user)"/>
     <w:qFormat/>
     <w:rPr>
       <w:rFonts w:ascii="Times New Roman" w:hAnsi="Times New Roman" w:eastAsia="Times New Roman" w:cs="Times New Roman"/>
@@ -946,8 +972,8 @@
       <w:lang w:val="ru-RU" w:eastAsia="ru-RU" w:bidi="ru-RU"/>
     </w:rPr>
   </w:style>
-  <w:style w:type="character" w:styleId="FootnoteCharactersuser">
-    <w:name w:val="Footnote Characters (user)"/>
+  <w:style w:type="character" w:styleId="FootnoteCharacters">
+    <w:name w:val="Footnote Characters"/>
     <w:qFormat/>
     <w:rPr>
       <w:rFonts w:ascii="Times New Roman" w:hAnsi="Times New Roman" w:eastAsia="Times New Roman" w:cs="Times New Roman"/>

--- a/dissertation/extended-summary/assets/title-pages.docx
+++ b/dissertation/extended-summary/assets/title-pages.docx
@@ -94,14 +94,14 @@
           <w:b/>
           <w:bCs/>
         </w:rPr>
-        <w:t>Методы и алгоритмы автоматизированного обнаружения противоречий в нормативных требованиях</w:t>
+        <w:t>Применение методов ИИ для определения противоречий и ограничений в умных стандартах, ссылочных стандартах и других нормативных документах</w:t>
       </w:r>
     </w:p>
     <w:p>
       <w:pPr>
         <w:pStyle w:val="BodyText"/>
         <w:bidi w:val="0"/>
-        <w:spacing w:before="0" w:after="1701"/>
+        <w:spacing w:before="0" w:after="1417"/>
         <w:jc w:val="center"/>
         <w:rPr/>
       </w:pPr>
@@ -122,7 +122,7 @@
       <w:pPr>
         <w:pStyle w:val="BodyText"/>
         <w:bidi w:val="0"/>
-        <w:spacing w:before="0" w:after="3969"/>
+        <w:spacing w:before="0" w:after="3685"/>
         <w:jc w:val="center"/>
         <w:rPr/>
       </w:pPr>
@@ -482,15 +482,15 @@
         </w:tblCellMar>
       </w:tblPr>
       <w:tblGrid>
-        <w:gridCol w:w="4127"/>
-        <w:gridCol w:w="2288"/>
+        <w:gridCol w:w="4126"/>
+        <w:gridCol w:w="2289"/>
         <w:gridCol w:w="3223"/>
       </w:tblGrid>
       <w:tr>
         <w:trPr/>
         <w:tc>
           <w:tcPr>
-            <w:tcW w:w="4127" w:type="dxa"/>
+            <w:tcW w:w="4126" w:type="dxa"/>
             <w:tcBorders/>
           </w:tcPr>
           <w:p>
@@ -526,7 +526,7 @@
         </w:tc>
         <w:tc>
           <w:tcPr>
-            <w:tcW w:w="2288" w:type="dxa"/>
+            <w:tcW w:w="2289" w:type="dxa"/>
             <w:tcBorders/>
           </w:tcPr>
           <w:p>
@@ -960,8 +960,8 @@
       <w:lang w:val="ru-RU" w:eastAsia="ru-RU" w:bidi="ru-RU"/>
     </w:rPr>
   </w:style>
-  <w:style w:type="character" w:styleId="FootnoteCharactersuser">
-    <w:name w:val="Footnote Characters (user)"/>
+  <w:style w:type="character" w:styleId="FootnoteCharacters">
+    <w:name w:val="Footnote Characters"/>
     <w:qFormat/>
     <w:rPr>
       <w:rFonts w:ascii="Times New Roman" w:hAnsi="Times New Roman" w:eastAsia="Times New Roman" w:cs="Times New Roman"/>
@@ -972,8 +972,8 @@
       <w:lang w:val="ru-RU" w:eastAsia="ru-RU" w:bidi="ru-RU"/>
     </w:rPr>
   </w:style>
-  <w:style w:type="character" w:styleId="FootnoteCharacters">
-    <w:name w:val="Footnote Characters"/>
+  <w:style w:type="character" w:styleId="FootnoteCharactersuser">
+    <w:name w:val="Footnote Characters (user)"/>
     <w:qFormat/>
     <w:rPr>
       <w:rFonts w:ascii="Times New Roman" w:hAnsi="Times New Roman" w:eastAsia="Times New Roman" w:cs="Times New Roman"/>
